--- a/examples/both-sides.docx
+++ b/examples/both-sides.docx
@@ -74,10 +74,30 @@
         <w:t xml:space="preserve">Result</w:t>
       </w:r>
     </w:p>
+    <w:p>
+      <w:pPr>
+        <w:pStyle w:val="FirstParagraph"/>
+      </w:pPr>
+      <w:r>
+        <w:t xml:space="preserve">This page has two wrapped figures, one on each side of the text. Each</w:t>
+      </w:r>
+      <w:r>
+        <w:t xml:space="preserve"> </w:t>
+      </w:r>
+      <w:r>
+        <w:t xml:space="preserve">figure picks its side with its own class, and this paragraph comes before</w:t>
+      </w:r>
+      <w:r>
+        <w:t xml:space="preserve"> </w:t>
+      </w:r>
+      <w:r>
+        <w:t xml:space="preserve">the first one, so it runs the full width of the text.</w:t>
+      </w:r>
+    </w:p>
     <w:bookmarkStart w:id="12" w:name="fig-right"/>
     <w:p>
       <w:pPr>
-        <w:pStyle w:val="FirstParagraph"/>
+        <w:pStyle w:val="BodyText"/>
       </w:pPr>
       <w:pPr>
         <w:pStyle w:val="Compact"/>
@@ -191,21 +211,82 @@
         <w:t xml:space="preserve"> </w:t>
       </w:r>
       <w:r>
-        <w:t xml:space="preserve">paragraph. Here that block is the horizontal rule below.</w:t>
-      </w:r>
-    </w:p>
-    <w:p>
-      <w:pPr>
-        <w:pStyle w:val="BodyText"/>
-      </w:pPr>
-      <w:r>
-        <w:t xml:space="preserve">The rule starts below the figure, so the next figure starts on a clear</w:t>
-      </w:r>
-      <w:r>
-        <w:t xml:space="preserve"> </w:t>
-      </w:r>
-      <w:r>
-        <w:t xml:space="preserve">line.</w:t>
+        <w:t xml:space="preserve">paragraph. Here that block is the horizontal rule below. The rule starts</w:t>
+      </w:r>
+      <w:r>
+        <w:t xml:space="preserve"> </w:t>
+      </w:r>
+      <w:r>
+        <w:t xml:space="preserve">below the figure, so the next figure starts on a clear line. In the bar</w:t>
+      </w:r>
+      <w:r>
+        <w:t xml:space="preserve"> </w:t>
+      </w:r>
+      <w:r>
+        <w:t xml:space="preserve">chart, the mean rating in the treatment condition is higher than in the</w:t>
+      </w:r>
+      <w:r>
+        <w:t xml:space="preserve"> </w:t>
+      </w:r>
+      <w:r>
+        <w:t xml:space="preserve">control condition. The figure keeps its number, so the text can point to</w:t>
+      </w:r>
+      <w:r>
+        <w:t xml:space="preserve"> </w:t>
+      </w:r>
+      <w:r>
+        <w:t xml:space="preserve">it, as the paragraph before this one does. Its width of 35% leaves the</w:t>
+      </w:r>
+      <w:r>
+        <w:t xml:space="preserve"> </w:t>
+      </w:r>
+      <w:r>
+        <w:t xml:space="preserve">rest of the line, less the gap, for the text beside it. The class sets</w:t>
+      </w:r>
+      <w:r>
+        <w:t xml:space="preserve"> </w:t>
+      </w:r>
+      <w:r>
+        <w:t xml:space="preserve">only the side and the</w:t>
+      </w:r>
+      <w:r>
+        <w:t xml:space="preserve"> </w:t>
+      </w:r>
+      <w:r>
+        <w:rPr>
+          <w:rStyle w:val="VerbatimChar"/>
+        </w:rPr>
+        <w:t xml:space="preserve">width</w:t>
+      </w:r>
+      <w:r>
+        <w:t xml:space="preserve"> </w:t>
+      </w:r>
+      <w:r>
+        <w:t xml:space="preserve">attribute sets only the size, so a change to</w:t>
+      </w:r>
+      <w:r>
+        <w:t xml:space="preserve"> </w:t>
+      </w:r>
+      <w:r>
+        <w:t xml:space="preserve">one leaves the other as it is. Before the rule, the text of</w:t>
+      </w:r>
+      <w:r>
+        <w:t xml:space="preserve"> </w:t>
+      </w:r>
+      <w:r>
+        <w:t xml:space="preserve">this paragraph passes the bottom of the figure, and its last lines run</w:t>
+      </w:r>
+      <w:r>
+        <w:t xml:space="preserve"> </w:t>
+      </w:r>
+      <w:r>
+        <w:t xml:space="preserve">from the left edge of the text to the right edge, under the figure. The text beside the figure and the text under it read as one</w:t>
+      </w:r>
+      <w:r>
+        <w:t xml:space="preserve"> </w:t>
+      </w:r>
+      <w:r>
+        <w:t xml:space="preserve">paragraph, not as two columns.</w:t>
       </w:r>
       <w:r>
         <w:br w:type="textWrapping" w:clear="all"/>
@@ -218,10 +299,35 @@
         </w:pict>
       </w:r>
     </w:p>
+    <w:p>
+      <w:r>
+        <w:br w:type="page"/>
+      </w:r>
+    </w:p>
+    <w:p>
+      <w:pPr>
+        <w:pStyle w:val="FirstParagraph"/>
+      </w:pPr>
+      <w:r>
+        <w:t xml:space="preserve">The second figure comes after the rule. This paragraph comes before it,</w:t>
+      </w:r>
+      <w:r>
+        <w:t xml:space="preserve"> </w:t>
+      </w:r>
+      <w:r>
+        <w:t xml:space="preserve">so, like the first paragraph of this section, it runs the full width of</w:t>
+      </w:r>
+      <w:r>
+        <w:t xml:space="preserve"> </w:t>
+      </w:r>
+      <w:r>
+        <w:t xml:space="preserve">the text.</w:t>
+      </w:r>
+    </w:p>
     <w:bookmarkStart w:id="16" w:name="fig-left"/>
     <w:p>
       <w:pPr>
-        <w:pStyle w:val="FirstParagraph"/>
+        <w:pStyle w:val="BodyText"/>
       </w:pPr>
       <w:pPr>
         <w:pStyle w:val="Compact"/>
@@ -341,15 +447,91 @@
         <w:t xml:space="preserve"> </w:t>
       </w:r>
       <w:r>
-        <w:t xml:space="preserve">this page does.</w:t>
-      </w:r>
-    </w:p>
-    <w:p>
-      <w:pPr>
-        <w:pStyle w:val="BodyText"/>
-      </w:pPr>
-      <w:r>
-        <w:t xml:space="preserve">The heading after this paragraph stops the second wrap.</w:t>
+        <w:t xml:space="preserve">this page does. The scatter plot shows each participant’s score against</w:t>
+      </w:r>
+      <w:r>
+        <w:t xml:space="preserve"> </w:t>
+      </w:r>
+      <w:r>
+        <w:t xml:space="preserve">the hours that they practiced, and scores rose with practice in both</w:t>
+      </w:r>
+      <w:r>
+        <w:t xml:space="preserve"> </w:t>
+      </w:r>
+      <w:r>
+        <w:t xml:space="preserve">groups. Each group has its own color, so the two groups are easy to tell</w:t>
+      </w:r>
+      <w:r>
+        <w:t xml:space="preserve"> </w:t>
+      </w:r>
+      <w:r>
+        <w:t xml:space="preserve">apart. Like the first figure, this one is 35% of the text width. The</w:t>
+      </w:r>
+      <w:r>
+        <w:t xml:space="preserve"> </w:t>
+      </w:r>
+      <w:r>
+        <w:t xml:space="preserve">classes</w:t>
+      </w:r>
+      <w:r>
+        <w:t xml:space="preserve"> </w:t>
+      </w:r>
+      <w:r>
+        <w:rPr>
+          <w:rStyle w:val="VerbatimChar"/>
+        </w:rPr>
+        <w:t xml:space="preserve">.wrap-left</w:t>
+      </w:r>
+      <w:r>
+        <w:t xml:space="preserve"> </w:t>
+      </w:r>
+      <w:r>
+        <w:t xml:space="preserve">and</w:t>
+      </w:r>
+      <w:r>
+        <w:t xml:space="preserve"> </w:t>
+      </w:r>
+      <w:r>
+        <w:rPr>
+          <w:rStyle w:val="VerbatimChar"/>
+        </w:rPr>
+        <w:t xml:space="preserve">.wrap-right</w:t>
+      </w:r>
+      <w:r>
+        <w:t xml:space="preserve"> </w:t>
+      </w:r>
+      <w:r>
+        <w:t xml:space="preserve">take the same attributes, so this</w:t>
+      </w:r>
+      <w:r>
+        <w:t xml:space="preserve"> </w:t>
+      </w:r>
+      <w:r>
+        <w:t xml:space="preserve">figure would move to the right side with a change of its class alone. The</w:t>
+      </w:r>
+      <w:r>
+        <w:t xml:space="preserve"> </w:t>
+      </w:r>
+      <w:r>
+        <w:t xml:space="preserve">heading after this paragraph stops the second wrap. Before</w:t>
+      </w:r>
+      <w:r>
+        <w:t xml:space="preserve"> </w:t>
+      </w:r>
+      <w:r>
+        <w:t xml:space="preserve">the heading, the text passes the bottom of the figure, and the last lines</w:t>
+      </w:r>
+      <w:r>
+        <w:t xml:space="preserve"> </w:t>
+      </w:r>
+      <w:r>
+        <w:t xml:space="preserve">of this paragraph start at the left edge of the text again and run under</w:t>
+      </w:r>
+      <w:r>
+        <w:t xml:space="preserve"> </w:t>
+      </w:r>
+      <w:r>
+        <w:t xml:space="preserve">the figure.</w:t>
       </w:r>
       <w:r>
         <w:br w:type="textWrapping" w:clear="all"/>
